--- a/docs/отчет по практике.docx
+++ b/docs/отчет по практике.docx
@@ -465,6 +465,54 @@
           <w:sz w:val="28"/>
         </w:rPr>
         <w:t>2. ЦЕЛИ И ЗАДАЧИ ПРАКТИКИ</w:t>
+      </w:r>
+    </w:p>
+    <w:p>
+      <w:pPr>
+        <w:spacing w:before="0" w:after="120"/>
+        <w:ind w:firstLine="0"/>
+      </w:pPr>
+      <w:r>
+        <w:rPr>
+          <w:rFonts w:ascii="Times New Roman" w:hAnsi="Times New Roman" w:cs="Times New Roman"/>
+          <w:rFonts w:ascii="Times New Roman" w:hAnsi="Times New Roman"/>
+          <w:b/>
+          <w:sz w:val="28"/>
+        </w:rPr>
+        <w:t>Объект исследования</w:t>
+      </w:r>
+      <w:r>
+        <w:rPr>
+          <w:rFonts w:ascii="Times New Roman" w:hAnsi="Times New Roman" w:cs="Times New Roman"/>
+          <w:rFonts w:ascii="Times New Roman" w:hAnsi="Times New Roman"/>
+          <w:b w:val="0"/>
+          <w:sz w:val="28"/>
+        </w:rPr>
+        <w:t xml:space="preserve"> — система метаданных научных публикаций и журналов, представленных в открытых библиографических каталогах.</w:t>
+      </w:r>
+    </w:p>
+    <w:p>
+      <w:pPr>
+        <w:spacing w:before="0" w:after="120"/>
+        <w:ind w:firstLine="0"/>
+      </w:pPr>
+      <w:r>
+        <w:rPr>
+          <w:rFonts w:ascii="Times New Roman" w:hAnsi="Times New Roman" w:cs="Times New Roman"/>
+          <w:rFonts w:ascii="Times New Roman" w:hAnsi="Times New Roman"/>
+          <w:b/>
+          <w:sz w:val="28"/>
+        </w:rPr>
+        <w:t>Предмет исследования</w:t>
+      </w:r>
+      <w:r>
+        <w:rPr>
+          <w:rFonts w:ascii="Times New Roman" w:hAnsi="Times New Roman" w:cs="Times New Roman"/>
+          <w:rFonts w:ascii="Times New Roman" w:hAnsi="Times New Roman"/>
+          <w:b w:val="0"/>
+          <w:sz w:val="28"/>
+        </w:rPr>
+        <w:t xml:space="preserve"> — методы интерактивной визуализации метаданных научных публикаций: географической карты аффилиаций авторов и графа связей между публикациями, авторами, журналами и организациями.</w:t>
       </w:r>
     </w:p>
     <w:p>
